--- a/docs/部署手册.docx
+++ b/docs/部署手册.docx
@@ -57,7 +57,7 @@
         </w:p>
       </w:sdtContent>
     </w:sdt>
-    <w:bookmarkStart w:id="53" w:name="景区导览服务-ai-数字人-部署和使用手册"/>
+    <w:bookmarkStart w:id="54" w:name="景区导览服务-ai-数字人-部署和使用手册"/>
     <w:p>
       <w:pPr>
         <w:pStyle w:val="Heading1"/>
@@ -361,7 +361,25 @@
               <w:rPr>
                 <w:rFonts w:hint="eastAsia"/>
               </w:rPr>
-              <w:t xml:space="preserve">推流</w:t>
+              <w:t xml:space="preserve">推流；云端跑两路（16:9</w:t>
+            </w:r>
+            <w:r>
+              <w:t xml:space="preserve"> </w:t>
+            </w:r>
+            <w:r>
+              <w:rPr>
+                <w:rFonts w:hint="eastAsia"/>
+              </w:rPr>
+              <w:t xml:space="preserve">手机端</w:t>
+            </w:r>
+            <w:r>
+              <w:t xml:space="preserve"> + 9:16 </w:t>
+            </w:r>
+            <w:r>
+              <w:rPr>
+                <w:rFonts w:hint="eastAsia"/>
+              </w:rPr>
+              <w:t xml:space="preserve">大屏立屏）</w:t>
             </w:r>
           </w:p>
         </w:tc>
@@ -372,7 +390,10 @@
               <w:pStyle w:val="Compact"/>
             </w:pPr>
             <w:r>
-              <w:t xml:space="preserve">2.7G</w:t>
+              <w:rPr>
+                <w:rFonts w:hint="eastAsia"/>
+              </w:rPr>
+              <w:t xml:space="preserve">2.7G/路</w:t>
             </w:r>
           </w:p>
         </w:tc>
@@ -383,7 +404,7 @@
               <w:pStyle w:val="Compact"/>
             </w:pPr>
             <w:r>
-              <w:t xml:space="preserve">8010</w:t>
+              <w:t xml:space="preserve">8010 / 8011</w:t>
             </w:r>
           </w:p>
         </w:tc>
@@ -434,7 +455,7 @@
               <w:t xml:space="preserve">转</w:t>
             </w:r>
             <w:r>
-              <w:t xml:space="preserve"> HTTP-FLV </w:t>
+              <w:t xml:space="preserve"> HTTP-FLV/HLS </w:t>
             </w:r>
             <w:r>
               <w:rPr>
@@ -462,7 +483,7 @@
               <w:pStyle w:val="Compact"/>
             </w:pPr>
             <w:r>
-              <w:t xml:space="preserve">1935(RTMP)/8080(FLV)</w:t>
+              <w:t xml:space="preserve">1935(RTMP)/1985(API)/8080(FLV)</w:t>
             </w:r>
           </w:p>
         </w:tc>
@@ -549,7 +570,13 @@
               <w:pStyle w:val="Compact"/>
             </w:pPr>
             <w:r>
-              <w:t xml:space="preserve">9000</w:t>
+              <w:rPr>
+                <w:rFonts w:hint="eastAsia"/>
+              </w:rPr>
+              <w:t xml:space="preserve">本地</w:t>
+            </w:r>
+            <w:r>
+              <w:t xml:space="preserve"> 9000 / AutoDL 6006</w:t>
             </w:r>
           </w:p>
         </w:tc>
@@ -655,6 +682,56 @@
           <w:rStyle w:val="VerbatimChar"/>
         </w:rPr>
         <w:t xml:space="preserve"> webapp/dist</w:t>
+      </w:r>
+    </w:p>
+    <w:p>
+      <w:pPr>
+        <w:pStyle w:val="FirstParagraph"/>
+      </w:pPr>
+      <w:r>
+        <w:rPr>
+          <w:rFonts w:hint="eastAsia"/>
+        </w:rPr>
+        <w:t xml:space="preserve">云端公网部署（AutoDL）在此基础上多两项：一是数字人跑两路（手机</w:t>
+      </w:r>
+      <w:r>
+        <w:t xml:space="preserve"> 16:9 </w:t>
+      </w:r>
+      <w:r>
+        <w:rPr>
+          <w:rFonts w:hint="eastAsia"/>
+        </w:rPr>
+        <w:t xml:space="preserve">与大屏</w:t>
+      </w:r>
+      <w:r>
+        <w:t xml:space="preserve"> </w:t>
+      </w:r>
+      <w:r>
+        <w:rPr>
+          <w:rFonts w:hint="eastAsia"/>
+        </w:rPr>
+        <w:t xml:space="preserve">9:16），二是全部服务由</w:t>
+      </w:r>
+      <w:r>
+        <w:t xml:space="preserve"> supervisor </w:t>
+      </w:r>
+      <w:r>
+        <w:rPr>
+          <w:rFonts w:hint="eastAsia"/>
+        </w:rPr>
+        <w:t xml:space="preserve">进程守护、并经</w:t>
+      </w:r>
+      <w:r>
+        <w:t xml:space="preserve"> AutoDL </w:t>
+      </w:r>
+      <w:r>
+        <w:rPr>
+          <w:rFonts w:hint="eastAsia"/>
+        </w:rPr>
+        <w:t xml:space="preserve">网关对外。具体见</w:t>
+      </w:r>
+      <w:r>
+        <w:t xml:space="preserve"> §3。</w:t>
       </w:r>
     </w:p>
     <w:bookmarkEnd w:id="9"/>
@@ -2202,7 +2279,7 @@
       </w:r>
     </w:p>
     <w:bookmarkEnd w:id="13"/>
-    <w:bookmarkStart w:id="18" w:name="autodl-云端公网部署rtx-4090d-24g"/>
+    <w:bookmarkStart w:id="19" w:name="autodl-云端公网部署rtx-4090d-24g"/>
     <w:p>
       <w:pPr>
         <w:pStyle w:val="Heading2"/>
@@ -4160,31 +4237,768 @@
           <w:b/>
           <w:bCs/>
         </w:rPr>
-        <w:t xml:space="preserve">启动全栈</w:t>
-      </w:r>
-      <w:r>
-        <w:rPr>
-          <w:rFonts w:hint="eastAsia"/>
-        </w:rPr>
-        <w:t xml:space="preserve">（已在</w:t>
-      </w:r>
-      <w:r>
-        <w:t xml:space="preserve"> AutoDL </w:t>
-      </w:r>
-      <w:r>
-        <w:rPr>
-          <w:rFonts w:hint="eastAsia"/>
-        </w:rPr>
-        <w:t xml:space="preserve">实测打通，启动顺序</w:t>
-      </w:r>
-      <w:r>
-        <w:t xml:space="preserve"> SRS → LiveTalking → RAG → </w:t>
-      </w:r>
-      <w:r>
-        <w:rPr>
-          <w:rFonts w:hint="eastAsia"/>
-        </w:rPr>
-        <w:t xml:space="preserve">桥接）</w:t>
+        <w:t xml:space="preserve">配置进程守护（supervisor）</w:t>
+      </w:r>
+      <w:r>
+        <w:t xml:space="preserve">。AutoDL </w:t>
+      </w:r>
+      <w:r>
+        <w:rPr>
+          <w:rFonts w:hint="eastAsia"/>
+        </w:rPr>
+        <w:t xml:space="preserve">是容器、PID1</w:t>
+      </w:r>
+      <w:r>
+        <w:t xml:space="preserve"> </w:t>
+      </w:r>
+      <w:r>
+        <w:rPr>
+          <w:rFonts w:hint="eastAsia"/>
+        </w:rPr>
+        <w:t xml:space="preserve">为</w:t>
+      </w:r>
+      <w:r>
+        <w:t xml:space="preserve"> </w:t>
+      </w:r>
+      <w:r>
+        <w:rPr>
+          <w:rFonts w:hint="eastAsia"/>
+        </w:rPr>
+        <w:t xml:space="preserve">bash、无</w:t>
+      </w:r>
+      <w:r>
+        <w:t xml:space="preserve"> systemd </w:t>
+      </w:r>
+      <w:r>
+        <w:rPr>
+          <w:rFonts w:hint="eastAsia"/>
+        </w:rPr>
+        <w:t xml:space="preserve">作</w:t>
+      </w:r>
+      <w:r>
+        <w:t xml:space="preserve"> </w:t>
+      </w:r>
+      <w:r>
+        <w:rPr>
+          <w:rFonts w:hint="eastAsia"/>
+        </w:rPr>
+        <w:t xml:space="preserve">init，进程不随实例重置常驻。为补足稳定性，本系统以</w:t>
+      </w:r>
+      <w:r>
+        <w:t xml:space="preserve"> supervisor </w:t>
+      </w:r>
+      <w:r>
+        <w:rPr>
+          <w:rFonts w:hint="eastAsia"/>
+        </w:rPr>
+        <w:t xml:space="preserve">守护全部服务（配置</w:t>
+      </w:r>
+      <w:r>
+        <w:t xml:space="preserve"> </w:t>
+      </w:r>
+      <w:r>
+        <w:rPr>
+          <w:rStyle w:val="VerbatimChar"/>
+        </w:rPr>
+        <w:t xml:space="preserve">/root/autodl-tmp/supervisord.conf</w:t>
+      </w:r>
+      <w:r>
+        <w:rPr>
+          <w:rFonts w:hint="eastAsia"/>
+        </w:rPr>
+        <w:t xml:space="preserve">），任一进程意外退出即按</w:t>
+      </w:r>
+      <w:r>
+        <w:t xml:space="preserve"> </w:t>
+      </w:r>
+      <w:r>
+        <w:rPr>
+          <w:rStyle w:val="VerbatimChar"/>
+        </w:rPr>
+        <w:t xml:space="preserve">autorestart</w:t>
+      </w:r>
+      <w:r>
+        <w:t xml:space="preserve"> </w:t>
+      </w:r>
+      <w:r>
+        <w:rPr>
+          <w:rFonts w:hint="eastAsia"/>
+        </w:rPr>
+        <w:t xml:space="preserve">自动拉起，停服时</w:t>
+      </w:r>
+      <w:r>
+        <w:t xml:space="preserve"> </w:t>
+      </w:r>
+      <w:r>
+        <w:rPr>
+          <w:rStyle w:val="VerbatimChar"/>
+        </w:rPr>
+        <w:t xml:space="preserve">killasgroup</w:t>
+      </w:r>
+      <w:r>
+        <w:t xml:space="preserve"> </w:t>
+      </w:r>
+      <w:r>
+        <w:rPr>
+          <w:rFonts w:hint="eastAsia"/>
+        </w:rPr>
+        <w:t xml:space="preserve">连子进程（ffmpeg</w:t>
+      </w:r>
+      <w:r>
+        <w:t xml:space="preserve"> </w:t>
+      </w:r>
+      <w:r>
+        <w:rPr>
+          <w:rFonts w:hint="eastAsia"/>
+        </w:rPr>
+        <w:t xml:space="preserve">等）一并清理、确保</w:t>
+      </w:r>
+      <w:r>
+        <w:t xml:space="preserve"> GPU </w:t>
+      </w:r>
+      <w:r>
+        <w:rPr>
+          <w:rFonts w:hint="eastAsia"/>
+        </w:rPr>
+        <w:t xml:space="preserve">释放。守护六个服务，按启动优先级（小者先起）如下表：</w:t>
+      </w:r>
+    </w:p>
+    <w:tbl>
+      <w:tblPr>
+        <w:tblStyle w:val="Table"/>
+        <w:tblW w:type="pct" w:w="5000"/>
+        <w:tblLayout w:type="fixed"/>
+        <w:tblLook w:firstRow="1" w:lastRow="0" w:firstColumn="0" w:lastColumn="0" w:noHBand="0" w:noVBand="0" w:val="0020"/>
+      </w:tblPr>
+      <w:tblGrid>
+        <w:gridCol w:w="1980"/>
+        <w:gridCol w:w="1980"/>
+        <w:gridCol w:w="1980"/>
+        <w:gridCol w:w="1980"/>
+      </w:tblGrid>
+      <w:tr>
+        <w:trPr>
+          <w:tblHeader w:val="on"/>
+        </w:trPr>
+        <w:tc>
+          <w:tcPr/>
+          <w:p>
+            <w:pPr>
+              <w:pStyle w:val="Compact"/>
+            </w:pPr>
+            <w:r>
+              <w:rPr>
+                <w:rFonts w:hint="eastAsia"/>
+              </w:rPr>
+              <w:t xml:space="preserve">服务（program）</w:t>
+            </w:r>
+          </w:p>
+        </w:tc>
+        <w:tc>
+          <w:tcPr/>
+          <w:p>
+            <w:pPr>
+              <w:pStyle w:val="Compact"/>
+            </w:pPr>
+            <w:r>
+              <w:rPr>
+                <w:rFonts w:hint="eastAsia"/>
+              </w:rPr>
+              <w:t xml:space="preserve">角色</w:t>
+            </w:r>
+          </w:p>
+        </w:tc>
+        <w:tc>
+          <w:tcPr/>
+          <w:p>
+            <w:pPr>
+              <w:pStyle w:val="Compact"/>
+            </w:pPr>
+            <w:r>
+              <w:rPr>
+                <w:rFonts w:hint="eastAsia"/>
+              </w:rPr>
+              <w:t xml:space="preserve">监听</w:t>
+            </w:r>
+          </w:p>
+        </w:tc>
+        <w:tc>
+          <w:tcPr/>
+          <w:p>
+            <w:pPr>
+              <w:pStyle w:val="Compact"/>
+            </w:pPr>
+            <w:r>
+              <w:rPr>
+                <w:rFonts w:hint="eastAsia"/>
+              </w:rPr>
+              <w:t xml:space="preserve">环境</w:t>
+            </w:r>
+            <w:r>
+              <w:t xml:space="preserve"> / </w:t>
+            </w:r>
+            <w:r>
+              <w:rPr>
+                <w:rFonts w:hint="eastAsia"/>
+              </w:rPr>
+              <w:t xml:space="preserve">关键参数</w:t>
+            </w:r>
+          </w:p>
+        </w:tc>
+      </w:tr>
+      <w:tr>
+        <w:tc>
+          <w:tcPr/>
+          <w:p>
+            <w:pPr>
+              <w:pStyle w:val="Compact"/>
+            </w:pPr>
+            <w:r>
+              <w:rPr>
+                <w:rStyle w:val="VerbatimChar"/>
+              </w:rPr>
+              <w:t xml:space="preserve">srs</w:t>
+            </w:r>
+          </w:p>
+        </w:tc>
+        <w:tc>
+          <w:tcPr/>
+          <w:p>
+            <w:pPr>
+              <w:pStyle w:val="Compact"/>
+            </w:pPr>
+            <w:r>
+              <w:rPr>
+                <w:rFonts w:hint="eastAsia"/>
+              </w:rPr>
+              <w:t xml:space="preserve">媒体总线，收</w:t>
+            </w:r>
+            <w:r>
+              <w:t xml:space="preserve"> RTMP </w:t>
+            </w:r>
+            <w:r>
+              <w:rPr>
+                <w:rFonts w:hint="eastAsia"/>
+              </w:rPr>
+              <w:t xml:space="preserve">转</w:t>
+            </w:r>
+            <w:r>
+              <w:t xml:space="preserve"> FLV/HLS</w:t>
+            </w:r>
+          </w:p>
+        </w:tc>
+        <w:tc>
+          <w:tcPr/>
+          <w:p>
+            <w:pPr>
+              <w:pStyle w:val="Compact"/>
+            </w:pPr>
+            <w:r>
+              <w:t xml:space="preserve">1935 / 1985 / 8080</w:t>
+            </w:r>
+          </w:p>
+        </w:tc>
+        <w:tc>
+          <w:tcPr/>
+          <w:p>
+            <w:pPr>
+              <w:pStyle w:val="Compact"/>
+            </w:pPr>
+            <w:r>
+              <w:rPr>
+                <w:rStyle w:val="VerbatimChar"/>
+              </w:rPr>
+              <w:t xml:space="preserve">srs_dp.conf</w:t>
+            </w:r>
+          </w:p>
+        </w:tc>
+      </w:tr>
+      <w:tr>
+        <w:tc>
+          <w:tcPr/>
+          <w:p>
+            <w:pPr>
+              <w:pStyle w:val="Compact"/>
+            </w:pPr>
+            <w:r>
+              <w:rPr>
+                <w:rStyle w:val="VerbatimChar"/>
+              </w:rPr>
+              <w:t xml:space="preserve">rag</w:t>
+            </w:r>
+          </w:p>
+        </w:tc>
+        <w:tc>
+          <w:tcPr/>
+          <w:p>
+            <w:pPr>
+              <w:pStyle w:val="Compact"/>
+            </w:pPr>
+            <w:r>
+              <w:rPr>
+                <w:rFonts w:hint="eastAsia"/>
+              </w:rPr>
+              <w:t xml:space="preserve">智能问答后端</w:t>
+            </w:r>
+          </w:p>
+        </w:tc>
+        <w:tc>
+          <w:tcPr/>
+          <w:p>
+            <w:pPr>
+              <w:pStyle w:val="Compact"/>
+            </w:pPr>
+            <w:r>
+              <w:t xml:space="preserve">127.0.0.1:8000</w:t>
+            </w:r>
+          </w:p>
+        </w:tc>
+        <w:tc>
+          <w:tcPr/>
+          <w:p>
+            <w:pPr>
+              <w:pStyle w:val="Compact"/>
+            </w:pPr>
+            <w:r>
+              <w:rPr>
+                <w:rStyle w:val="VerbatimChar"/>
+              </w:rPr>
+              <w:t xml:space="preserve">DEPLOY_MODE=cloud</w:t>
+            </w:r>
+            <w:r>
+              <w:rPr>
+                <w:rFonts w:hint="eastAsia"/>
+              </w:rPr>
+              <w:t xml:space="preserve">（base</w:t>
+            </w:r>
+            <w:r>
+              <w:t xml:space="preserve"> </w:t>
+            </w:r>
+            <w:r>
+              <w:rPr>
+                <w:rFonts w:hint="eastAsia"/>
+              </w:rPr>
+              <w:t xml:space="preserve">py3.12，0</w:t>
+            </w:r>
+            <w:r>
+              <w:t xml:space="preserve"> </w:t>
+            </w:r>
+            <w:r>
+              <w:rPr>
+                <w:rFonts w:hint="eastAsia"/>
+              </w:rPr>
+              <w:t xml:space="preserve">GPU）</w:t>
+            </w:r>
+          </w:p>
+        </w:tc>
+      </w:tr>
+      <w:tr>
+        <w:tc>
+          <w:tcPr/>
+          <w:p>
+            <w:pPr>
+              <w:pStyle w:val="Compact"/>
+            </w:pPr>
+            <w:r>
+              <w:rPr>
+                <w:rStyle w:val="VerbatimChar"/>
+              </w:rPr>
+              <w:t xml:space="preserve">livetalking_main</w:t>
+            </w:r>
+          </w:p>
+        </w:tc>
+        <w:tc>
+          <w:tcPr/>
+          <w:p>
+            <w:pPr>
+              <w:pStyle w:val="Compact"/>
+            </w:pPr>
+            <w:r>
+              <w:rPr>
+                <w:rFonts w:hint="eastAsia"/>
+              </w:rPr>
+              <w:t xml:space="preserve">数字人</w:t>
+            </w:r>
+            <w:r>
+              <w:t xml:space="preserve"> </w:t>
+            </w:r>
+            <w:r>
+              <w:rPr>
+                <w:rFonts w:hint="eastAsia"/>
+              </w:rPr>
+              <w:t xml:space="preserve">16:9（手机端）</w:t>
+            </w:r>
+          </w:p>
+        </w:tc>
+        <w:tc>
+          <w:tcPr/>
+          <w:p>
+            <w:pPr>
+              <w:pStyle w:val="Compact"/>
+            </w:pPr>
+            <w:r>
+              <w:t xml:space="preserve">8010</w:t>
+            </w:r>
+          </w:p>
+        </w:tc>
+        <w:tc>
+          <w:tcPr/>
+          <w:p>
+            <w:pPr>
+              <w:pStyle w:val="Compact"/>
+            </w:pPr>
+            <w:r>
+              <w:t xml:space="preserve">Ditto </w:t>
+            </w:r>
+            <w:r>
+              <w:rPr>
+                <w:rFonts w:hint="eastAsia"/>
+              </w:rPr>
+              <w:t xml:space="preserve">TRT，avatar</w:t>
+            </w:r>
+            <w:r>
+              <w:t xml:space="preserve"> </w:t>
+            </w:r>
+            <w:r>
+              <w:rPr>
+                <w:rStyle w:val="VerbatimChar"/>
+              </w:rPr>
+              <w:t xml:space="preserve">sweet_bob_ditto_bg_lingshan</w:t>
+            </w:r>
+            <w:r>
+              <w:rPr>
+                <w:rFonts w:hint="eastAsia"/>
+              </w:rPr>
+              <w:t xml:space="preserve">（lt</w:t>
+            </w:r>
+            <w:r>
+              <w:t xml:space="preserve"> </w:t>
+            </w:r>
+            <w:r>
+              <w:rPr>
+                <w:rFonts w:hint="eastAsia"/>
+              </w:rPr>
+              <w:t xml:space="preserve">py3.10）</w:t>
+            </w:r>
+          </w:p>
+        </w:tc>
+      </w:tr>
+      <w:tr>
+        <w:tc>
+          <w:tcPr/>
+          <w:p>
+            <w:pPr>
+              <w:pStyle w:val="Compact"/>
+            </w:pPr>
+            <w:r>
+              <w:rPr>
+                <w:rStyle w:val="VerbatimChar"/>
+              </w:rPr>
+              <w:t xml:space="preserve">livetalking_portrait</w:t>
+            </w:r>
+          </w:p>
+        </w:tc>
+        <w:tc>
+          <w:tcPr/>
+          <w:p>
+            <w:pPr>
+              <w:pStyle w:val="Compact"/>
+            </w:pPr>
+            <w:r>
+              <w:rPr>
+                <w:rFonts w:hint="eastAsia"/>
+              </w:rPr>
+              <w:t xml:space="preserve">数字人</w:t>
+            </w:r>
+            <w:r>
+              <w:t xml:space="preserve"> </w:t>
+            </w:r>
+            <w:r>
+              <w:rPr>
+                <w:rFonts w:hint="eastAsia"/>
+              </w:rPr>
+              <w:t xml:space="preserve">9:16（大屏立屏）</w:t>
+            </w:r>
+          </w:p>
+        </w:tc>
+        <w:tc>
+          <w:tcPr/>
+          <w:p>
+            <w:pPr>
+              <w:pStyle w:val="Compact"/>
+            </w:pPr>
+            <w:r>
+              <w:t xml:space="preserve">8011</w:t>
+            </w:r>
+          </w:p>
+        </w:tc>
+        <w:tc>
+          <w:tcPr/>
+          <w:p>
+            <w:pPr>
+              <w:pStyle w:val="Compact"/>
+            </w:pPr>
+            <w:r>
+              <w:t xml:space="preserve">Ditto </w:t>
+            </w:r>
+            <w:r>
+              <w:rPr>
+                <w:rFonts w:hint="eastAsia"/>
+              </w:rPr>
+              <w:t xml:space="preserve">TRT，avatar</w:t>
+            </w:r>
+            <w:r>
+              <w:t xml:space="preserve"> </w:t>
+            </w:r>
+            <w:r>
+              <w:rPr>
+                <w:rStyle w:val="VerbatimChar"/>
+              </w:rPr>
+              <w:t xml:space="preserve">sweet_bob_ditto_portrait_lingshan</w:t>
+            </w:r>
+          </w:p>
+        </w:tc>
+      </w:tr>
+      <w:tr>
+        <w:tc>
+          <w:tcPr/>
+          <w:p>
+            <w:pPr>
+              <w:pStyle w:val="Compact"/>
+            </w:pPr>
+            <w:r>
+              <w:rPr>
+                <w:rStyle w:val="VerbatimChar"/>
+              </w:rPr>
+              <w:t xml:space="preserve">bridge</w:t>
+            </w:r>
+          </w:p>
+        </w:tc>
+        <w:tc>
+          <w:tcPr/>
+          <w:p>
+            <w:pPr>
+              <w:pStyle w:val="Compact"/>
+            </w:pPr>
+            <w:r>
+              <w:rPr>
+                <w:rFonts w:hint="eastAsia"/>
+              </w:rPr>
+              <w:t xml:space="preserve">单一入口（托管</w:t>
+            </w:r>
+            <w:r>
+              <w:t xml:space="preserve"> dist + </w:t>
+            </w:r>
+            <w:r>
+              <w:rPr>
+                <w:rFonts w:hint="eastAsia"/>
+              </w:rPr>
+              <w:t xml:space="preserve">反代</w:t>
+            </w:r>
+            <w:r>
+              <w:t xml:space="preserve"> </w:t>
+            </w:r>
+            <w:r>
+              <w:rPr>
+                <w:rStyle w:val="VerbatimChar"/>
+              </w:rPr>
+              <w:t xml:space="preserve">/rag /live /stream.flv</w:t>
+            </w:r>
+            <w:r>
+              <w:rPr>
+                <w:rFonts w:hint="eastAsia"/>
+              </w:rPr>
+              <w:t xml:space="preserve">）</w:t>
+            </w:r>
+          </w:p>
+        </w:tc>
+        <w:tc>
+          <w:tcPr/>
+          <w:p>
+            <w:pPr>
+              <w:pStyle w:val="Compact"/>
+            </w:pPr>
+            <w:r>
+              <w:t xml:space="preserve">0.0.0.0:6006</w:t>
+            </w:r>
+          </w:p>
+        </w:tc>
+        <w:tc>
+          <w:tcPr/>
+          <w:p>
+            <w:pPr>
+              <w:pStyle w:val="Compact"/>
+            </w:pPr>
+            <w:r>
+              <w:rPr>
+                <w:rFonts w:hint="eastAsia"/>
+              </w:rPr>
+              <w:t xml:space="preserve">经</w:t>
+            </w:r>
+            <w:r>
+              <w:t xml:space="preserve"> </w:t>
+            </w:r>
+            <w:r>
+              <w:rPr>
+                <w:rFonts w:hint="eastAsia"/>
+              </w:rPr>
+              <w:t xml:space="preserve">AutoDL「自定义服务」映射到公网</w:t>
+            </w:r>
+            <w:r>
+              <w:t xml:space="preserve"> :8443</w:t>
+            </w:r>
+          </w:p>
+        </w:tc>
+      </w:tr>
+      <w:tr>
+        <w:tc>
+          <w:tcPr/>
+          <w:p>
+            <w:pPr>
+              <w:pStyle w:val="Compact"/>
+            </w:pPr>
+            <w:r>
+              <w:rPr>
+                <w:rStyle w:val="VerbatimChar"/>
+              </w:rPr>
+              <w:t xml:space="preserve">relay_hz</w:t>
+            </w:r>
+          </w:p>
+        </w:tc>
+        <w:tc>
+          <w:tcPr/>
+          <w:p>
+            <w:pPr>
+              <w:pStyle w:val="Compact"/>
+            </w:pPr>
+            <w:r>
+              <w:rPr>
+                <w:rFonts w:hint="eastAsia"/>
+              </w:rPr>
+              <w:t xml:space="preserve">北京→杭州</w:t>
+            </w:r>
+            <w:r>
+              <w:t xml:space="preserve"> RTMP </w:t>
+            </w:r>
+            <w:r>
+              <w:rPr>
+                <w:rFonts w:hint="eastAsia"/>
+              </w:rPr>
+              <w:t xml:space="preserve">中继（备用公网网关）</w:t>
+            </w:r>
+          </w:p>
+        </w:tc>
+        <w:tc>
+          <w:tcPr/>
+          <w:p>
+            <w:pPr>
+              <w:pStyle w:val="Compact"/>
+            </w:pPr>
+            <w:r>
+              <w:t xml:space="preserve">—</w:t>
+            </w:r>
+          </w:p>
+        </w:tc>
+        <w:tc>
+          <w:tcPr/>
+          <w:p>
+            <w:pPr>
+              <w:pStyle w:val="Compact"/>
+            </w:pPr>
+            <w:r>
+              <w:rPr>
+                <w:rStyle w:val="VerbatimChar"/>
+              </w:rPr>
+              <w:t xml:space="preserve">-c copy</w:t>
+            </w:r>
+            <w:r>
+              <w:t xml:space="preserve"> </w:t>
+            </w:r>
+            <w:r>
+              <w:rPr>
+                <w:rFonts w:hint="eastAsia"/>
+              </w:rPr>
+              <w:t xml:space="preserve">推流，自带断线重连</w:t>
+            </w:r>
+          </w:p>
+        </w:tc>
+      </w:tr>
+    </w:tbl>
+    <w:p>
+      <w:pPr>
+        <w:pStyle w:val="BodyText"/>
+      </w:pPr>
+      <w:r>
+        <w:t xml:space="preserve">GPU </w:t>
+      </w:r>
+      <w:r>
+        <w:rPr>
+          <w:rFonts w:hint="eastAsia"/>
+        </w:rPr>
+        <w:t xml:space="preserve">策略：本机</w:t>
+      </w:r>
+      <w:r>
+        <w:t xml:space="preserve"> GPU </w:t>
+      </w:r>
+      <w:r>
+        <w:rPr>
+          <w:rFonts w:hint="eastAsia"/>
+        </w:rPr>
+        <w:t xml:space="preserve">与训练、ComfyUI</w:t>
+      </w:r>
+      <w:r>
+        <w:t xml:space="preserve"> </w:t>
+      </w:r>
+      <w:r>
+        <w:rPr>
+          <w:rFonts w:hint="eastAsia"/>
+        </w:rPr>
+        <w:t xml:space="preserve">共用，故</w:t>
+      </w:r>
+      <w:r>
+        <w:t xml:space="preserve"> supervisor</w:t>
+      </w:r>
+      <w:r>
+        <w:t xml:space="preserve"> </w:t>
+      </w:r>
+      <w:r>
+        <w:rPr>
+          <w:rFonts w:hint="eastAsia"/>
+          <w:b/>
+          <w:bCs/>
+        </w:rPr>
+        <w:t xml:space="preserve">不随开机/登录自动启动</w:t>
+      </w:r>
+      <w:r>
+        <w:rPr>
+          <w:rFonts w:hint="eastAsia"/>
+        </w:rPr>
+        <w:t xml:space="preserve">，由运维显式拉起；演示结束可一键全停，把</w:t>
+      </w:r>
+      <w:r>
+        <w:t xml:space="preserve"> GPU </w:t>
+      </w:r>
+      <w:r>
+        <w:rPr>
+          <w:rFonts w:hint="eastAsia"/>
+        </w:rPr>
+        <w:t xml:space="preserve">让回训练。</w:t>
+      </w:r>
+    </w:p>
+    <w:bookmarkEnd w:id="16"/>
+    <w:bookmarkStart w:id="17" w:name="日常运维与演示前体检"/>
+    <w:p>
+      <w:pPr>
+        <w:pStyle w:val="Heading3"/>
+      </w:pPr>
+      <w:r>
+        <w:t xml:space="preserve">3.4 </w:t>
+      </w:r>
+      <w:r>
+        <w:rPr>
+          <w:rFonts w:hint="eastAsia"/>
+        </w:rPr>
+        <w:t xml:space="preserve">日常运维与演示前体检</w:t>
       </w:r>
     </w:p>
     <w:p>
@@ -4195,40 +5009,53 @@
         <w:rPr>
           <w:rStyle w:val="VerbatimChar"/>
         </w:rPr>
-        <w:t xml:space="preserve"># ① </w:t>
-      </w:r>
-      <w:r>
-        <w:rPr>
-          <w:rStyle w:val="VerbatimChar"/>
-          <w:rFonts w:hint="eastAsia"/>
-        </w:rPr>
-        <w:t xml:space="preserve">SRS（从源码编的二进制；收</w:t>
-      </w:r>
-      <w:r>
-        <w:rPr>
-          <w:rStyle w:val="VerbatimChar"/>
-        </w:rPr>
-        <w:t xml:space="preserve"> RTMP </w:t>
-      </w:r>
-      <w:r>
-        <w:rPr>
-          <w:rStyle w:val="VerbatimChar"/>
-          <w:rFonts w:hint="eastAsia"/>
-        </w:rPr>
-        <w:t xml:space="preserve">转</w:t>
-      </w:r>
-      <w:r>
-        <w:rPr>
-          <w:rStyle w:val="VerbatimChar"/>
-        </w:rPr>
-        <w:t xml:space="preserve"> </w:t>
-      </w:r>
-      <w:r>
-        <w:rPr>
-          <w:rStyle w:val="VerbatimChar"/>
-          <w:rFonts w:hint="eastAsia"/>
-        </w:rPr>
-        <w:t xml:space="preserve">HTTP-FLV/HLS）</w:t>
+        <w:t xml:space="preserve">bash /root/autodl-tmp/dp_up.sh      # </w:t>
+      </w:r>
+      <w:r>
+        <w:rPr>
+          <w:rStyle w:val="VerbatimChar"/>
+          <w:rFonts w:hint="eastAsia"/>
+        </w:rPr>
+        <w:t xml:space="preserve">拉起全栈（启动</w:t>
+      </w:r>
+      <w:r>
+        <w:rPr>
+          <w:rStyle w:val="VerbatimChar"/>
+        </w:rPr>
+        <w:t xml:space="preserve"> supervisord </w:t>
+      </w:r>
+      <w:r>
+        <w:rPr>
+          <w:rStyle w:val="VerbatimChar"/>
+          <w:rFonts w:hint="eastAsia"/>
+        </w:rPr>
+        <w:t xml:space="preserve">并</w:t>
+      </w:r>
+      <w:r>
+        <w:rPr>
+          <w:rStyle w:val="VerbatimChar"/>
+        </w:rPr>
+        <w:t xml:space="preserve"> start </w:t>
+      </w:r>
+      <w:r>
+        <w:rPr>
+          <w:rStyle w:val="VerbatimChar"/>
+          <w:rFonts w:hint="eastAsia"/>
+        </w:rPr>
+        <w:t xml:space="preserve">all）；两路数字人各约</w:t>
+      </w:r>
+      <w:r>
+        <w:rPr>
+          <w:rStyle w:val="VerbatimChar"/>
+        </w:rPr>
+        <w:t xml:space="preserve"> 85s </w:t>
+      </w:r>
+      <w:r>
+        <w:rPr>
+          <w:rStyle w:val="VerbatimChar"/>
+          <w:rFonts w:hint="eastAsia"/>
+        </w:rPr>
+        <w:t xml:space="preserve">出流</w:t>
       </w:r>
       <w:r>
         <w:br/>
@@ -4237,406 +5064,214 @@
         <w:rPr>
           <w:rStyle w:val="VerbatimChar"/>
         </w:rPr>
-        <w:t xml:space="preserve">cd /root/autodl-tmp/srs/trunk &amp;&amp; setsid ./objs/srs -c conf/srs_dp.conf &lt;/dev/null &gt;/root/autodl-tmp/srs.log 2&gt;&amp;1 &amp;</w:t>
+        <w:t xml:space="preserve">bash /root/autodl-tmp/dp_down.sh    # </w:t>
+      </w:r>
+      <w:r>
+        <w:rPr>
+          <w:rStyle w:val="VerbatimChar"/>
+          <w:rFonts w:hint="eastAsia"/>
+        </w:rPr>
+        <w:t xml:space="preserve">全停</w:t>
+      </w:r>
+      <w:r>
+        <w:rPr>
+          <w:rStyle w:val="VerbatimChar"/>
+        </w:rPr>
+        <w:t xml:space="preserve"> + </w:t>
+      </w:r>
+      <w:r>
+        <w:rPr>
+          <w:rStyle w:val="VerbatimChar"/>
+          <w:rFonts w:hint="eastAsia"/>
+        </w:rPr>
+        <w:t xml:space="preserve">释放</w:t>
+      </w:r>
+      <w:r>
+        <w:rPr>
+          <w:rStyle w:val="VerbatimChar"/>
+        </w:rPr>
+        <w:t xml:space="preserve"> </w:t>
+      </w:r>
+      <w:r>
+        <w:rPr>
+          <w:rStyle w:val="VerbatimChar"/>
+          <w:rFonts w:hint="eastAsia"/>
+        </w:rPr>
+        <w:t xml:space="preserve">GPU（连子进程一并清，给训练让路）</w:t>
       </w:r>
       <w:r>
         <w:br/>
       </w:r>
       <w:r>
+        <w:rPr>
+          <w:rStyle w:val="VerbatimChar"/>
+        </w:rPr>
+        <w:t xml:space="preserve">bash /root/autodl-tmp/preflight.sh        # </w:t>
+      </w:r>
+      <w:r>
+        <w:rPr>
+          <w:rStyle w:val="VerbatimChar"/>
+          <w:rFonts w:hint="eastAsia"/>
+        </w:rPr>
+        <w:t xml:space="preserve">演示前一键体检（守护/端口/健康/双流/GPU/公网，全绿才开录）</w:t>
+      </w:r>
+      <w:r>
         <w:br/>
       </w:r>
       <w:r>
         <w:rPr>
           <w:rStyle w:val="VerbatimChar"/>
         </w:rPr>
-        <w:t xml:space="preserve"># ② </w:t>
-      </w:r>
-      <w:r>
-        <w:rPr>
-          <w:rStyle w:val="VerbatimChar"/>
-          <w:rFonts w:hint="eastAsia"/>
-        </w:rPr>
-        <w:t xml:space="preserve">LiveTalking（Ditto</w:t>
-      </w:r>
-      <w:r>
-        <w:rPr>
-          <w:rStyle w:val="VerbatimChar"/>
-        </w:rPr>
-        <w:t xml:space="preserve"> TRT </w:t>
-      </w:r>
-      <w:r>
-        <w:rPr>
-          <w:rStyle w:val="VerbatimChar"/>
-          <w:rFonts w:hint="eastAsia"/>
-        </w:rPr>
-        <w:t xml:space="preserve">实时；lt</w:t>
-      </w:r>
-      <w:r>
-        <w:rPr>
-          <w:rStyle w:val="VerbatimChar"/>
-        </w:rPr>
-        <w:t xml:space="preserve"> </w:t>
-      </w:r>
-      <w:r>
-        <w:rPr>
-          <w:rStyle w:val="VerbatimChar"/>
-          <w:rFonts w:hint="eastAsia"/>
-        </w:rPr>
-        <w:t xml:space="preserve">环境=python3.10；cuDNN8</w:t>
-      </w:r>
-      <w:r>
-        <w:rPr>
-          <w:rStyle w:val="VerbatimChar"/>
-        </w:rPr>
-        <w:t xml:space="preserve"> </w:t>
-      </w:r>
-      <w:r>
-        <w:rPr>
-          <w:rStyle w:val="VerbatimChar"/>
-          <w:rFonts w:hint="eastAsia"/>
-        </w:rPr>
-        <w:t xml:space="preserve">经</w:t>
-      </w:r>
-      <w:r>
-        <w:rPr>
-          <w:rStyle w:val="VerbatimChar"/>
-        </w:rPr>
-        <w:t xml:space="preserve"> LD_LIBRARY_PATH </w:t>
-      </w:r>
-      <w:r>
-        <w:rPr>
-          <w:rStyle w:val="VerbatimChar"/>
-          <w:rFonts w:hint="eastAsia"/>
-        </w:rPr>
-        <w:t xml:space="preserve">旁路注入）</w:t>
-      </w:r>
-      <w:r>
-        <w:br/>
-      </w:r>
-      <w:r>
-        <w:rPr>
-          <w:rStyle w:val="VerbatimChar"/>
-        </w:rPr>
-        <w:t xml:space="preserve">cd /root/autodl-tmp/LiveTalking</w:t>
-      </w:r>
-      <w:r>
-        <w:br/>
-      </w:r>
-      <w:r>
-        <w:rPr>
-          <w:rStyle w:val="VerbatimChar"/>
-        </w:rPr>
-        <w:t xml:space="preserve">export DASHSCOPE_API_KEY=$(grep DASHSCOPE_API_KEY /root/autodl-tmp/Digital_Person/.env | cut -d= -f2)</w:t>
-      </w:r>
-      <w:r>
-        <w:br/>
-      </w:r>
-      <w:r>
-        <w:rPr>
-          <w:rStyle w:val="VerbatimChar"/>
-        </w:rPr>
-        <w:t xml:space="preserve">export DITTO_ROOT=/root/autodl-tmp/ditto-talkinghead</w:t>
-      </w:r>
-      <w:r>
-        <w:br/>
-      </w:r>
-      <w:r>
-        <w:rPr>
-          <w:rStyle w:val="VerbatimChar"/>
-        </w:rPr>
-        <w:t xml:space="preserve">export DITTO_DATA_ROOT=/root/autodl-tmp/ditto-talkinghead/checkpoints/ditto_trt_Ampere_Plus</w:t>
-      </w:r>
-      <w:r>
-        <w:br/>
-      </w:r>
-      <w:r>
-        <w:rPr>
-          <w:rStyle w:val="VerbatimChar"/>
-        </w:rPr>
-        <w:t xml:space="preserve">export DITTO_CFG_PKL=/root/autodl-tmp/ditto-talkinghead/checkpoints/ditto_cfg/v0.4_hubert_cfg_trt_online.pkl</w:t>
-      </w:r>
-      <w:r>
-        <w:br/>
-      </w:r>
-      <w:r>
-        <w:rPr>
-          <w:rStyle w:val="VerbatimChar"/>
-        </w:rPr>
-        <w:t xml:space="preserve">export LD_LIBRARY_PATH=/root/autodl-tmp/cudnn8_extracted/nvidia/cudnn/lib</w:t>
-      </w:r>
-      <w:r>
-        <w:br/>
-      </w:r>
-      <w:r>
-        <w:rPr>
-          <w:rStyle w:val="VerbatimChar"/>
-        </w:rPr>
-        <w:t xml:space="preserve">setsid /root/miniconda3/envs/lt/bin/python app.py --transport rtmp --model ditto \</w:t>
-      </w:r>
-      <w:r>
-        <w:br/>
-      </w:r>
-      <w:r>
-        <w:rPr>
-          <w:rStyle w:val="VerbatimChar"/>
-        </w:rPr>
-        <w:t xml:space="preserve">  --avatar_id sweet_bob_ditto_bg_lingshan --tts qwentts --REF_FILE Serena \</w:t>
-      </w:r>
-      <w:r>
-        <w:br/>
-      </w:r>
-      <w:r>
-        <w:rPr>
-          <w:rStyle w:val="VerbatimChar"/>
-        </w:rPr>
-        <w:t xml:space="preserve">  --push_url rtmp://localhost/live/livestream &lt;/dev/null &gt;/root/autodl-tmp/lt.log 2&gt;&amp;1 &amp;</w:t>
-      </w:r>
-      <w:r>
-        <w:br/>
-      </w:r>
-      <w:r>
-        <w:rPr>
-          <w:rStyle w:val="VerbatimChar"/>
-        </w:rPr>
-        <w:t xml:space="preserve"># </w:t>
-      </w:r>
-      <w:r>
-        <w:rPr>
-          <w:rStyle w:val="VerbatimChar"/>
-          <w:rFonts w:hint="eastAsia"/>
-        </w:rPr>
-        <w:t xml:space="preserve">等日志出现</w:t>
-      </w:r>
-      <w:r>
-        <w:rPr>
-          <w:rStyle w:val="VerbatimChar"/>
-        </w:rPr>
-        <w:t xml:space="preserve"> "online_mode ... True" </w:t>
-      </w:r>
-      <w:r>
-        <w:rPr>
-          <w:rStyle w:val="VerbatimChar"/>
-          <w:rFonts w:hint="eastAsia"/>
-        </w:rPr>
-        <w:t xml:space="preserve">和</w:t>
-      </w:r>
-      <w:r>
-        <w:rPr>
-          <w:rStyle w:val="VerbatimChar"/>
-        </w:rPr>
-        <w:t xml:space="preserve"> "RTMP output started ... </w:t>
-      </w:r>
-      <w:r>
-        <w:rPr>
-          <w:rStyle w:val="VerbatimChar"/>
-          <w:rFonts w:hint="eastAsia"/>
-        </w:rPr>
-        <w:t xml:space="preserve">720x1280"（引擎反序列化</w:t>
-      </w:r>
-      <w:r>
-        <w:rPr>
-          <w:rStyle w:val="VerbatimChar"/>
-        </w:rPr>
-        <w:t xml:space="preserve"> </w:t>
-      </w:r>
-      <w:r>
-        <w:rPr>
-          <w:rStyle w:val="VerbatimChar"/>
-          <w:rFonts w:hint="eastAsia"/>
-        </w:rPr>
-        <w:t xml:space="preserve">~70-85s）</w:t>
-      </w:r>
-      <w:r>
-        <w:br/>
-      </w:r>
-      <w:r>
-        <w:br/>
-      </w:r>
-      <w:r>
-        <w:rPr>
-          <w:rStyle w:val="VerbatimChar"/>
-        </w:rPr>
-        <w:t xml:space="preserve"># ③ </w:t>
-      </w:r>
-      <w:r>
-        <w:rPr>
-          <w:rStyle w:val="VerbatimChar"/>
-          <w:rFonts w:hint="eastAsia"/>
-        </w:rPr>
-        <w:t xml:space="preserve">RAG（base</w:t>
-      </w:r>
-      <w:r>
-        <w:rPr>
-          <w:rStyle w:val="VerbatimChar"/>
-        </w:rPr>
-        <w:t xml:space="preserve"> </w:t>
-      </w:r>
-      <w:r>
-        <w:rPr>
-          <w:rStyle w:val="VerbatimChar"/>
-          <w:rFonts w:hint="eastAsia"/>
-        </w:rPr>
-        <w:t xml:space="preserve">环境=python3.12，cloud</w:t>
-      </w:r>
-      <w:r>
-        <w:rPr>
-          <w:rStyle w:val="VerbatimChar"/>
-        </w:rPr>
-        <w:t xml:space="preserve"> </w:t>
-      </w:r>
-      <w:r>
-        <w:rPr>
-          <w:rStyle w:val="VerbatimChar"/>
-          <w:rFonts w:hint="eastAsia"/>
-        </w:rPr>
-        <w:t xml:space="preserve">模式</w:t>
-      </w:r>
-      <w:r>
-        <w:rPr>
-          <w:rStyle w:val="VerbatimChar"/>
-        </w:rPr>
-        <w:t xml:space="preserve"> 0 </w:t>
-      </w:r>
-      <w:r>
-        <w:rPr>
-          <w:rStyle w:val="VerbatimChar"/>
-          <w:rFonts w:hint="eastAsia"/>
-        </w:rPr>
-        <w:t xml:space="preserve">GPU）</w:t>
-      </w:r>
-      <w:r>
-        <w:br/>
-      </w:r>
-      <w:r>
-        <w:rPr>
-          <w:rStyle w:val="VerbatimChar"/>
-        </w:rPr>
-        <w:t xml:space="preserve">cd /root/autodl-tmp/Digital_Person</w:t>
-      </w:r>
-      <w:r>
-        <w:br/>
-      </w:r>
-      <w:r>
-        <w:rPr>
-          <w:rStyle w:val="VerbatimChar"/>
-        </w:rPr>
-        <w:t xml:space="preserve">DEPLOY_MODE=cloud setsid /root/miniconda3/bin/python -m uvicorn backend.main:app \</w:t>
-      </w:r>
-      <w:r>
-        <w:br/>
-      </w:r>
-      <w:r>
-        <w:rPr>
-          <w:rStyle w:val="VerbatimChar"/>
-        </w:rPr>
-        <w:t xml:space="preserve">  --host 127.0.0.1 --port 8000 &lt;/dev/null &gt;/root/autodl-tmp/rag.log 2&gt;&amp;1 &amp;</w:t>
-      </w:r>
-      <w:r>
-        <w:br/>
-      </w:r>
-      <w:r>
-        <w:br/>
-      </w:r>
-      <w:r>
-        <w:rPr>
-          <w:rStyle w:val="VerbatimChar"/>
-        </w:rPr>
-        <w:t xml:space="preserve"># ④ </w:t>
-      </w:r>
-      <w:r>
-        <w:rPr>
-          <w:rStyle w:val="VerbatimChar"/>
-          <w:rFonts w:hint="eastAsia"/>
-        </w:rPr>
-        <w:t xml:space="preserve">桥接（base</w:t>
-      </w:r>
-      <w:r>
-        <w:rPr>
-          <w:rStyle w:val="VerbatimChar"/>
-        </w:rPr>
-        <w:t xml:space="preserve"> </w:t>
-      </w:r>
-      <w:r>
-        <w:rPr>
-          <w:rStyle w:val="VerbatimChar"/>
-          <w:rFonts w:hint="eastAsia"/>
-        </w:rPr>
-        <w:t xml:space="preserve">环境；单一入口监听</w:t>
-      </w:r>
-      <w:r>
-        <w:rPr>
-          <w:rStyle w:val="VerbatimChar"/>
-        </w:rPr>
-        <w:t xml:space="preserve"> </w:t>
-      </w:r>
-      <w:r>
-        <w:rPr>
-          <w:rStyle w:val="VerbatimChar"/>
-          <w:rFonts w:hint="eastAsia"/>
-        </w:rPr>
-        <w:t xml:space="preserve">6006，AutoDL</w:t>
-      </w:r>
-      <w:r>
-        <w:rPr>
-          <w:rStyle w:val="VerbatimChar"/>
-        </w:rPr>
-        <w:t xml:space="preserve"> </w:t>
-      </w:r>
-      <w:r>
-        <w:rPr>
-          <w:rStyle w:val="VerbatimChar"/>
-          <w:rFonts w:hint="eastAsia"/>
-        </w:rPr>
-        <w:t xml:space="preserve">自定义服务把它映射到公网</w:t>
-      </w:r>
-      <w:r>
-        <w:rPr>
-          <w:rStyle w:val="VerbatimChar"/>
-        </w:rPr>
-        <w:t xml:space="preserve"> </w:t>
-      </w:r>
-      <w:r>
-        <w:rPr>
-          <w:rStyle w:val="VerbatimChar"/>
-          <w:rFonts w:hint="eastAsia"/>
-        </w:rPr>
-        <w:t xml:space="preserve">:8443）</w:t>
-      </w:r>
-      <w:r>
-        <w:br/>
-      </w:r>
-      <w:r>
-        <w:rPr>
-          <w:rStyle w:val="VerbatimChar"/>
-        </w:rPr>
-        <w:t xml:space="preserve">cd /root/autodl-tmp/Digital_Person</w:t>
-      </w:r>
-      <w:r>
-        <w:br/>
-      </w:r>
-      <w:r>
-        <w:rPr>
-          <w:rStyle w:val="VerbatimChar"/>
-        </w:rPr>
-        <w:t xml:space="preserve">RAG_BASE=http://127.0.0.1:8000 LIVETALKING_BASE=http://127.0.0.1:8010 \</w:t>
-      </w:r>
-      <w:r>
-        <w:br/>
-      </w:r>
-      <w:r>
-        <w:rPr>
-          <w:rStyle w:val="VerbatimChar"/>
-        </w:rPr>
-        <w:t xml:space="preserve">  setsid /root/miniconda3/bin/python -m uvicorn bridge.server:app \</w:t>
-      </w:r>
-      <w:r>
-        <w:br/>
-      </w:r>
-      <w:r>
-        <w:rPr>
-          <w:rStyle w:val="VerbatimChar"/>
-        </w:rPr>
-        <w:t xml:space="preserve">  --host 0.0.0.0 --port 6006 &lt;/dev/null &gt;/root/autodl-tmp/bridge.log 2&gt;&amp;1 &amp;</w:t>
+        <w:t xml:space="preserve">bash /root/autodl-tmp/preflight.sh --audio  # </w:t>
+      </w:r>
+      <w:r>
+        <w:rPr>
+          <w:rStyle w:val="VerbatimChar"/>
+          <w:rFonts w:hint="eastAsia"/>
+        </w:rPr>
+        <w:t xml:space="preserve">额外驱动</w:t>
+      </w:r>
+      <w:r>
+        <w:rPr>
+          <w:rStyle w:val="VerbatimChar"/>
+        </w:rPr>
+        <w:t xml:space="preserve"> /live/say </w:t>
+      </w:r>
+      <w:r>
+        <w:rPr>
+          <w:rStyle w:val="VerbatimChar"/>
+          <w:rFonts w:hint="eastAsia"/>
+        </w:rPr>
+        <w:t xml:space="preserve">抓流测电平</w:t>
+      </w:r>
+      <w:r>
+        <w:rPr>
+          <w:rStyle w:val="VerbatimChar"/>
+        </w:rPr>
+        <w:t xml:space="preserve"> </w:t>
+      </w:r>
+      <w:r>
+        <w:rPr>
+          <w:rStyle w:val="VerbatimChar"/>
+          <w:rFonts w:hint="eastAsia"/>
+        </w:rPr>
+        <w:t xml:space="preserve">dB，确认真出声</w:t>
+      </w:r>
+    </w:p>
+    <w:p>
+      <w:pPr>
+        <w:pStyle w:val="FirstParagraph"/>
+      </w:pPr>
+      <w:r>
+        <w:rPr>
+          <w:rFonts w:hint="eastAsia"/>
+        </w:rPr>
+        <w:t xml:space="preserve">体检覆盖：supervisor</w:t>
+      </w:r>
+      <w:r>
+        <w:t xml:space="preserve"> </w:t>
+      </w:r>
+      <w:r>
+        <w:rPr>
+          <w:rFonts w:hint="eastAsia"/>
+        </w:rPr>
+        <w:t xml:space="preserve">六服务</w:t>
+      </w:r>
+      <w:r>
+        <w:t xml:space="preserve"> </w:t>
+      </w:r>
+      <w:r>
+        <w:rPr>
+          <w:rFonts w:hint="eastAsia"/>
+        </w:rPr>
+        <w:t xml:space="preserve">RUNNING、端口</w:t>
+      </w:r>
+      <w:r>
+        <w:t xml:space="preserve"> 8000/6006/8010/8011/1935/1985/8080 </w:t>
+      </w:r>
+      <w:r>
+        <w:rPr>
+          <w:rFonts w:hint="eastAsia"/>
+        </w:rPr>
+        <w:t xml:space="preserve">监听、RAG</w:t>
+      </w:r>
+      <w:r>
+        <w:t xml:space="preserve"> </w:t>
+      </w:r>
+      <w:r>
+        <w:rPr>
+          <w:rStyle w:val="VerbatimChar"/>
+        </w:rPr>
+        <w:t xml:space="preserve">/health</w:t>
+      </w:r>
+      <w:r>
+        <w:t xml:space="preserve"> </w:t>
+      </w:r>
+      <w:r>
+        <w:rPr>
+          <w:rFonts w:hint="eastAsia"/>
+        </w:rPr>
+        <w:t xml:space="preserve">与桥接</w:t>
+      </w:r>
+      <w:r>
+        <w:t xml:space="preserve"> </w:t>
+      </w:r>
+      <w:r>
+        <w:rPr>
+          <w:rStyle w:val="VerbatimChar"/>
+        </w:rPr>
+        <w:t xml:space="preserve">/live/health</w:t>
+      </w:r>
+      <w:r>
+        <w:t xml:space="preserve">、SRS </w:t>
+      </w:r>
+      <w:r>
+        <w:rPr>
+          <w:rFonts w:hint="eastAsia"/>
+        </w:rPr>
+        <w:t xml:space="preserve">双路</w:t>
+      </w:r>
+      <w:r>
+        <w:t xml:space="preserve"> publish active、GPU </w:t>
+      </w:r>
+      <w:r>
+        <w:rPr>
+          <w:rFonts w:hint="eastAsia"/>
+        </w:rPr>
+        <w:t xml:space="preserve">占用、公网网关可达；</w:t>
+      </w:r>
+      <w:r>
+        <w:rPr>
+          <w:rStyle w:val="VerbatimChar"/>
+        </w:rPr>
+        <w:t xml:space="preserve">--audio</w:t>
+      </w:r>
+      <w:r>
+        <w:t xml:space="preserve"> </w:t>
+      </w:r>
+      <w:r>
+        <w:rPr>
+          <w:rFonts w:hint="eastAsia"/>
+        </w:rPr>
+        <w:t xml:space="preserve">用</w:t>
+      </w:r>
+      <w:r>
+        <w:t xml:space="preserve"> </w:t>
+      </w:r>
+      <w:r>
+        <w:rPr>
+          <w:rStyle w:val="VerbatimChar"/>
+        </w:rPr>
+        <w:t xml:space="preserve">ffmpeg volumedetect</w:t>
+      </w:r>
+      <w:r>
+        <w:t xml:space="preserve"> </w:t>
+      </w:r>
+      <w:r>
+        <w:rPr>
+          <w:rFonts w:hint="eastAsia"/>
+        </w:rPr>
+        <w:t xml:space="preserve">验证数字人有清晰语音（只看日志会漏静音故障）。</w:t>
       </w:r>
     </w:p>
     <w:p>
@@ -4647,10 +5282,52 @@
         <w:rPr>
           <w:rFonts w:hint="eastAsia"/>
         </w:rPr>
-        <w:t xml:space="preserve">进程都用</w:t>
-      </w:r>
-      <w:r>
-        <w:t xml:space="preserve"> </w:t>
+        <w:t xml:space="preserve">实例重置后进程全失，重跑</w:t>
+      </w:r>
+      <w:r>
+        <w:t xml:space="preserve"> </w:t>
+      </w:r>
+      <w:r>
+        <w:rPr>
+          <w:rStyle w:val="VerbatimChar"/>
+        </w:rPr>
+        <w:t xml:space="preserve">dp_up.sh</w:t>
+      </w:r>
+      <w:r>
+        <w:t xml:space="preserve"> </w:t>
+      </w:r>
+      <w:r>
+        <w:rPr>
+          <w:rFonts w:hint="eastAsia"/>
+        </w:rPr>
+        <w:t xml:space="preserve">即恢复。supervisor</w:t>
+      </w:r>
+      <w:r>
+        <w:t xml:space="preserve"> </w:t>
+      </w:r>
+      <w:r>
+        <w:rPr>
+          <w:rFonts w:hint="eastAsia"/>
+        </w:rPr>
+        <w:t xml:space="preserve">异常时可用手动后台脚本</w:t>
+      </w:r>
+      <w:r>
+        <w:t xml:space="preserve"> </w:t>
+      </w:r>
+      <w:r>
+        <w:rPr>
+          <w:rStyle w:val="VerbatimChar"/>
+        </w:rPr>
+        <w:t xml:space="preserve">start_all.sh</w:t>
+      </w:r>
+      <w:r>
+        <w:t xml:space="preserve"> </w:t>
+      </w:r>
+      <w:r>
+        <w:rPr>
+          <w:rFonts w:hint="eastAsia"/>
+        </w:rPr>
+        <w:t xml:space="preserve">兜底（</w:t>
       </w:r>
       <w:r>
         <w:rPr>
@@ -4665,16 +5342,16 @@
         <w:rPr>
           <w:rFonts w:hint="eastAsia"/>
         </w:rPr>
-        <w:t xml:space="preserve">脱离终端后台常驻；杀进程用字面</w:t>
-      </w:r>
-      <w:r>
-        <w:t xml:space="preserve"> </w:t>
-      </w:r>
-      <w:r>
-        <w:rPr>
-          <w:rFonts w:hint="eastAsia"/>
-        </w:rPr>
-        <w:t xml:space="preserve">PID（</w:t>
+        <w:t xml:space="preserve">脱离终端常驻；杀进程用字面</w:t>
+      </w:r>
+      <w:r>
+        <w:t xml:space="preserve"> </w:t>
+      </w:r>
+      <w:r>
+        <w:rPr>
+          <w:rFonts w:hint="eastAsia"/>
+        </w:rPr>
+        <w:t xml:space="preserve">PID，</w:t>
       </w:r>
       <w:r>
         <w:rPr>
@@ -4701,115 +5378,162 @@
         <w:t xml:space="preserve">而误杀）。</w:t>
       </w:r>
     </w:p>
-    <w:bookmarkEnd w:id="16"/>
-    <w:bookmarkStart w:id="17" w:name="验证"/>
+    <w:bookmarkEnd w:id="17"/>
+    <w:bookmarkStart w:id="18" w:name="公网访问"/>
     <w:p>
       <w:pPr>
         <w:pStyle w:val="Heading3"/>
       </w:pPr>
       <w:r>
-        <w:t xml:space="preserve">3.4 </w:t>
-      </w:r>
-      <w:r>
-        <w:rPr>
-          <w:rFonts w:hint="eastAsia"/>
-        </w:rPr>
-        <w:t xml:space="preserve">验证</w:t>
-      </w:r>
-    </w:p>
-    <w:p>
-      <w:pPr>
-        <w:pStyle w:val="SourceCode"/>
-      </w:pPr>
-      <w:r>
-        <w:rPr>
-          <w:rStyle w:val="VerbatimChar"/>
-        </w:rPr>
-        <w:t xml:space="preserve">curl http://localhost:6006/live/health     # rag+livetalking </w:t>
-      </w:r>
-      <w:r>
-        <w:rPr>
-          <w:rStyle w:val="VerbatimChar"/>
-          <w:rFonts w:hint="eastAsia"/>
-        </w:rPr>
-        <w:t xml:space="preserve">都</w:t>
-      </w:r>
-      <w:r>
-        <w:rPr>
-          <w:rStyle w:val="VerbatimChar"/>
-        </w:rPr>
-        <w:t xml:space="preserve"> </w:t>
-      </w:r>
-      <w:r>
-        <w:rPr>
-          <w:rStyle w:val="VerbatimChar"/>
-          <w:rFonts w:hint="eastAsia"/>
-        </w:rPr>
-        <w:t xml:space="preserve">true（桥接在云端监听</w:t>
-      </w:r>
-      <w:r>
-        <w:rPr>
-          <w:rStyle w:val="VerbatimChar"/>
-        </w:rPr>
-        <w:t xml:space="preserve"> </w:t>
-      </w:r>
-      <w:r>
-        <w:rPr>
-          <w:rStyle w:val="VerbatimChar"/>
-          <w:rFonts w:hint="eastAsia"/>
-        </w:rPr>
-        <w:t xml:space="preserve">6006）</w:t>
-      </w:r>
-      <w:r>
-        <w:br/>
-      </w:r>
-      <w:r>
-        <w:rPr>
-          <w:rStyle w:val="VerbatimChar"/>
-        </w:rPr>
-        <w:t xml:space="preserve">curl http://localhost:1985/api/v1/streams/ # publish active</w:t>
-      </w:r>
-      <w:r>
-        <w:br/>
-      </w:r>
-      <w:r>
-        <w:rPr>
-          <w:rStyle w:val="VerbatimChar"/>
-        </w:rPr>
-        <w:t xml:space="preserve"># </w:t>
-      </w:r>
-      <w:r>
-        <w:rPr>
-          <w:rStyle w:val="VerbatimChar"/>
-          <w:rFonts w:hint="eastAsia"/>
-        </w:rPr>
-        <w:t xml:space="preserve">公网：浏览器开</w:t>
-      </w:r>
-      <w:r>
-        <w:rPr>
-          <w:rStyle w:val="VerbatimChar"/>
-        </w:rPr>
-        <w:t xml:space="preserve"> https://u&lt;id&gt;-&lt;token&gt;...:8443/ → </w:t>
-      </w:r>
-      <w:r>
-        <w:rPr>
-          <w:rStyle w:val="VerbatimChar"/>
+        <w:t xml:space="preserve">3.5 </w:t>
+      </w:r>
+      <w:r>
+        <w:rPr>
+          <w:rFonts w:hint="eastAsia"/>
+        </w:rPr>
+        <w:t xml:space="preserve">公网访问</w:t>
+      </w:r>
+    </w:p>
+    <w:p>
+      <w:pPr>
+        <w:pStyle w:val="Compact"/>
+        <w:numPr>
+          <w:ilvl w:val="0"/>
+          <w:numId w:val="1004"/>
+        </w:numPr>
+      </w:pPr>
+      <w:r>
+        <w:rPr>
+          <w:rFonts w:hint="eastAsia"/>
+        </w:rPr>
+        <w:t xml:space="preserve">主网关（AutoDL）：</w:t>
+      </w:r>
+      <w:r>
+        <w:rPr>
+          <w:rStyle w:val="VerbatimChar"/>
+        </w:rPr>
+        <w:t xml:space="preserve">https://u&lt;id&gt;-&lt;token&gt;.&lt;region&gt;.seetacloud.com:8443</w:t>
+      </w:r>
+      <w:r>
+        <w:rPr>
+          <w:rFonts w:hint="eastAsia"/>
+        </w:rPr>
+        <w:t xml:space="preserve">，桥接</w:t>
+      </w:r>
+      <w:r>
+        <w:t xml:space="preserve"> 6006 </w:t>
+      </w:r>
+      <w:r>
+        <w:rPr>
+          <w:rFonts w:hint="eastAsia"/>
+        </w:rPr>
+        <w:t xml:space="preserve">经「自定义服务」映射，证书有效、手机扫码无警告。</w:t>
+      </w:r>
+    </w:p>
+    <w:p>
+      <w:pPr>
+        <w:pStyle w:val="Compact"/>
+        <w:numPr>
+          <w:ilvl w:val="0"/>
+          <w:numId w:val="1004"/>
+        </w:numPr>
+      </w:pPr>
+      <w:r>
+        <w:rPr>
+          <w:rFonts w:hint="eastAsia"/>
+        </w:rPr>
+        <w:t xml:space="preserve">备用网关（杭州）：</w:t>
+      </w:r>
+      <w:r>
+        <w:rPr>
+          <w:rStyle w:val="VerbatimChar"/>
+        </w:rPr>
+        <w:t xml:space="preserve">https://114.55.178.51:8443</w:t>
+      </w:r>
+      <w:r>
+        <w:rPr>
+          <w:rFonts w:hint="eastAsia"/>
+        </w:rPr>
+        <w:t xml:space="preserve">，由</w:t>
+      </w:r>
+      <w:r>
+        <w:t xml:space="preserve"> </w:t>
+      </w:r>
+      <w:r>
+        <w:rPr>
+          <w:rStyle w:val="VerbatimChar"/>
+        </w:rPr>
+        <w:t xml:space="preserve">relay_hz</w:t>
+      </w:r>
+      <w:r>
+        <w:t xml:space="preserve"> </w:t>
+      </w:r>
+      <w:r>
+        <w:rPr>
+          <w:rFonts w:hint="eastAsia"/>
+        </w:rPr>
+        <w:t xml:space="preserve">把北京直播流中继过去，承载大屏</w:t>
+      </w:r>
+      <w:r>
+        <w:t xml:space="preserve"> kiosk </w:t>
+      </w:r>
+      <w:r>
+        <w:rPr>
+          <w:rFonts w:hint="eastAsia"/>
+        </w:rPr>
+        <w:t xml:space="preserve">等入口。</w:t>
+      </w:r>
+    </w:p>
+    <w:p>
+      <w:pPr>
+        <w:pStyle w:val="Compact"/>
+        <w:numPr>
+          <w:ilvl w:val="0"/>
+          <w:numId w:val="1004"/>
+        </w:numPr>
+      </w:pPr>
+      <w:r>
+        <w:rPr>
+          <w:rFonts w:hint="eastAsia"/>
+        </w:rPr>
+        <w:t xml:space="preserve">验证：浏览器开网关首页</w:t>
+      </w:r>
+      <w:r>
+        <w:t xml:space="preserve"> → </w:t>
+      </w:r>
+      <w:r>
+        <w:rPr>
           <w:rFonts w:hint="eastAsia"/>
         </w:rPr>
         <w:t xml:space="preserve">开始导览</w:t>
       </w:r>
       <w:r>
-        <w:rPr>
-          <w:rStyle w:val="VerbatimChar"/>
-        </w:rPr>
         <w:t xml:space="preserve"> → </w:t>
       </w:r>
       <w:r>
         <w:rPr>
-          <w:rStyle w:val="VerbatimChar"/>
-          <w:rFonts w:hint="eastAsia"/>
-        </w:rPr>
-        <w:t xml:space="preserve">数字人开口</w:t>
+          <w:rFonts w:hint="eastAsia"/>
+        </w:rPr>
+        <w:t xml:space="preserve">数字人开口；接口可</w:t>
+      </w:r>
+      <w:r>
+        <w:t xml:space="preserve"> </w:t>
+      </w:r>
+      <w:r>
+        <w:rPr>
+          <w:rStyle w:val="VerbatimChar"/>
+        </w:rPr>
+        <w:t xml:space="preserve">curl -k </w:t>
+      </w:r>
+      <w:r>
+        <w:rPr>
+          <w:rStyle w:val="VerbatimChar"/>
+          <w:rFonts w:hint="eastAsia"/>
+        </w:rPr>
+        <w:t xml:space="preserve">https://&lt;网关&gt;/rag/health</w:t>
+      </w:r>
+      <w:r>
+        <w:t xml:space="preserve">。</w:t>
       </w:r>
     </w:p>
     <w:p>
@@ -4819,9 +5543,9 @@
         </w:pict>
       </w:r>
     </w:p>
-    <w:bookmarkEnd w:id="17"/>
     <w:bookmarkEnd w:id="18"/>
-    <w:bookmarkStart w:id="51" w:name="使用说明"/>
+    <w:bookmarkEnd w:id="19"/>
+    <w:bookmarkStart w:id="52" w:name="使用说明"/>
     <w:p>
       <w:pPr>
         <w:pStyle w:val="Heading2"/>
@@ -4865,7 +5589,7 @@
         <w:t xml:space="preserve">网址），无需安装，扫码或输入网址即可使用；管理端面向景区运营人员。</w:t>
       </w:r>
     </w:p>
-    <w:bookmarkStart w:id="49" w:name="游客端"/>
+    <w:bookmarkStart w:id="50" w:name="游客端"/>
     <w:p>
       <w:pPr>
         <w:pStyle w:val="Heading3"/>
@@ -4908,18 +5632,18 @@
           <wp:inline>
             <wp:extent cx="1686560" cy="3649888"/>
             <wp:effectExtent b="0" l="0" r="0" t="0"/>
-            <wp:docPr descr="游客端开场引导页（上半屏）" title="" id="20" name="Picture"/>
+            <wp:docPr descr="游客端开场引导页（上半屏）" title="" id="21" name="Picture"/>
             <a:graphic>
               <a:graphicData uri="http://schemas.openxmlformats.org/drawingml/2006/picture">
                 <pic:pic>
                   <pic:nvPicPr>
-                    <pic:cNvPr descr="../assets/ui_shots/ob_final_top.png" id="21" name="Picture"/>
+                    <pic:cNvPr descr="../assets/ui_shots/ob_final_top.png" id="22" name="Picture"/>
                     <pic:cNvPicPr>
                       <a:picLocks noChangeArrowheads="1" noChangeAspect="1"/>
                     </pic:cNvPicPr>
                   </pic:nvPicPr>
                   <pic:blipFill>
-                    <a:blip r:embed="rId19"/>
+                    <a:blip r:embed="rId20"/>
                     <a:stretch>
                       <a:fillRect/>
                     </a:stretch>
@@ -4953,18 +5677,18 @@
           <wp:inline>
             <wp:extent cx="1686560" cy="3649888"/>
             <wp:effectExtent b="0" l="0" r="0" t="0"/>
-            <wp:docPr descr="游客端开场引导页（下半屏）" title="" id="23" name="Picture"/>
+            <wp:docPr descr="游客端开场引导页（下半屏）" title="" id="24" name="Picture"/>
             <a:graphic>
               <a:graphicData uri="http://schemas.openxmlformats.org/drawingml/2006/picture">
                 <pic:pic>
                   <pic:nvPicPr>
-                    <pic:cNvPr descr="../assets/ui_shots/ob_final_bottom.png" id="24" name="Picture"/>
+                    <pic:cNvPr descr="../assets/ui_shots/ob_final_bottom.png" id="25" name="Picture"/>
                     <pic:cNvPicPr>
                       <a:picLocks noChangeArrowheads="1" noChangeAspect="1"/>
                     </pic:cNvPicPr>
                   </pic:nvPicPr>
                   <pic:blipFill>
-                    <a:blip r:embed="rId22"/>
+                    <a:blip r:embed="rId23"/>
                     <a:stretch>
                       <a:fillRect/>
                     </a:stretch>
@@ -5015,7 +5739,7 @@
         <w:pStyle w:val="Compact"/>
         <w:numPr>
           <w:ilvl w:val="0"/>
-          <w:numId w:val="1004"/>
+          <w:numId w:val="1005"/>
         </w:numPr>
       </w:pPr>
       <w:r>
@@ -5030,7 +5754,7 @@
         <w:pStyle w:val="Compact"/>
         <w:numPr>
           <w:ilvl w:val="0"/>
-          <w:numId w:val="1004"/>
+          <w:numId w:val="1005"/>
         </w:numPr>
       </w:pPr>
       <w:r>
@@ -5081,7 +5805,7 @@
         <w:pStyle w:val="Compact"/>
         <w:numPr>
           <w:ilvl w:val="0"/>
-          <w:numId w:val="1004"/>
+          <w:numId w:val="1005"/>
         </w:numPr>
       </w:pPr>
       <w:r>
@@ -5111,18 +5835,18 @@
           <wp:inline>
             <wp:extent cx="1686560" cy="3649888"/>
             <wp:effectExtent b="0" l="0" r="0" t="0"/>
-            <wp:docPr descr="游客端主交互页（对话进行中）" title="" id="26" name="Picture"/>
+            <wp:docPr descr="游客端主交互页（对话进行中）" title="" id="27" name="Picture"/>
             <a:graphic>
               <a:graphicData uri="http://schemas.openxmlformats.org/drawingml/2006/picture">
                 <pic:pic>
                   <pic:nvPicPr>
-                    <pic:cNvPr descr="../assets/ui_shots/main_chat.png" id="27" name="Picture"/>
+                    <pic:cNvPr descr="../assets/ui_shots/main_chat.png" id="28" name="Picture"/>
                     <pic:cNvPicPr>
                       <a:picLocks noChangeArrowheads="1" noChangeAspect="1"/>
                     </pic:cNvPicPr>
                   </pic:nvPicPr>
                   <pic:blipFill>
-                    <a:blip r:embed="rId25"/>
+                    <a:blip r:embed="rId26"/>
                     <a:stretch>
                       <a:fillRect/>
                     </a:stretch>
@@ -5188,18 +5912,18 @@
           <wp:inline>
             <wp:extent cx="1686560" cy="3649888"/>
             <wp:effectExtent b="0" l="0" r="0" t="0"/>
-            <wp:docPr descr="深色模式" title="" id="29" name="Picture"/>
+            <wp:docPr descr="深色模式" title="" id="30" name="Picture"/>
             <a:graphic>
               <a:graphicData uri="http://schemas.openxmlformats.org/drawingml/2006/picture">
                 <pic:pic>
                   <pic:nvPicPr>
-                    <pic:cNvPr descr="../assets/ui_shots/ob_dark_zh.png" id="30" name="Picture"/>
+                    <pic:cNvPr descr="../assets/ui_shots/ob_dark_zh.png" id="31" name="Picture"/>
                     <pic:cNvPicPr>
                       <a:picLocks noChangeArrowheads="1" noChangeAspect="1"/>
                     </pic:cNvPicPr>
                   </pic:nvPicPr>
                   <pic:blipFill>
-                    <a:blip r:embed="rId28"/>
+                    <a:blip r:embed="rId29"/>
                     <a:stretch>
                       <a:fillRect/>
                     </a:stretch>
@@ -5233,18 +5957,18 @@
           <wp:inline>
             <wp:extent cx="1686560" cy="3649888"/>
             <wp:effectExtent b="0" l="0" r="0" t="0"/>
-            <wp:docPr descr="英文界面" title="" id="32" name="Picture"/>
+            <wp:docPr descr="英文界面" title="" id="33" name="Picture"/>
             <a:graphic>
               <a:graphicData uri="http://schemas.openxmlformats.org/drawingml/2006/picture">
                 <pic:pic>
                   <pic:nvPicPr>
-                    <pic:cNvPr descr="../assets/ui_shots/ob_light_en.png" id="33" name="Picture"/>
+                    <pic:cNvPr descr="../assets/ui_shots/ob_light_en.png" id="34" name="Picture"/>
                     <pic:cNvPicPr>
                       <a:picLocks noChangeArrowheads="1" noChangeAspect="1"/>
                     </pic:cNvPicPr>
                   </pic:nvPicPr>
                   <pic:blipFill>
-                    <a:blip r:embed="rId31"/>
+                    <a:blip r:embed="rId32"/>
                     <a:stretch>
                       <a:fillRect/>
                     </a:stretch>
@@ -5299,18 +6023,18 @@
           <wp:inline>
             <wp:extent cx="1686560" cy="3649888"/>
             <wp:effectExtent b="0" l="0" r="0" t="0"/>
-            <wp:docPr descr="形象工坊" title="" id="35" name="Picture"/>
+            <wp:docPr descr="形象工坊" title="" id="36" name="Picture"/>
             <a:graphic>
               <a:graphicData uri="http://schemas.openxmlformats.org/drawingml/2006/picture">
                 <pic:pic>
                   <pic:nvPicPr>
-                    <pic:cNvPr descr="../assets/ui_shots/avatar_studio.png" id="36" name="Picture"/>
+                    <pic:cNvPr descr="../assets/ui_shots/avatar_studio.png" id="37" name="Picture"/>
                     <pic:cNvPicPr>
                       <a:picLocks noChangeArrowheads="1" noChangeAspect="1"/>
                     </pic:cNvPicPr>
                   </pic:nvPicPr>
                   <pic:blipFill>
-                    <a:blip r:embed="rId34"/>
+                    <a:blip r:embed="rId35"/>
                     <a:stretch>
                       <a:fillRect/>
                     </a:stretch>
@@ -5344,18 +6068,18 @@
           <wp:inline>
             <wp:extent cx="1686560" cy="3649888"/>
             <wp:effectExtent b="0" l="0" r="0" t="0"/>
-            <wp:docPr descr="换装衣橱" title="" id="38" name="Picture"/>
+            <wp:docPr descr="换装衣橱" title="" id="39" name="Picture"/>
             <a:graphic>
               <a:graphicData uri="http://schemas.openxmlformats.org/drawingml/2006/picture">
                 <pic:pic>
                   <pic:nvPicPr>
-                    <pic:cNvPr descr="../assets/ui_shots/avatar_studio_wardrobe.png" id="39" name="Picture"/>
+                    <pic:cNvPr descr="../assets/ui_shots/avatar_studio_wardrobe.png" id="40" name="Picture"/>
                     <pic:cNvPicPr>
                       <a:picLocks noChangeArrowheads="1" noChangeAspect="1"/>
                     </pic:cNvPicPr>
                   </pic:nvPicPr>
                   <pic:blipFill>
-                    <a:blip r:embed="rId37"/>
+                    <a:blip r:embed="rId38"/>
                     <a:stretch>
                       <a:fillRect/>
                     </a:stretch>
@@ -5410,18 +6134,18 @@
           <wp:inline>
             <wp:extent cx="1686560" cy="3002076"/>
             <wp:effectExtent b="0" l="0" r="0" t="0"/>
-            <wp:docPr descr="电子明信片" title="" id="41" name="Picture"/>
+            <wp:docPr descr="电子明信片" title="" id="42" name="Picture"/>
             <a:graphic>
               <a:graphicData uri="http://schemas.openxmlformats.org/drawingml/2006/picture">
                 <pic:pic>
                   <pic:nvPicPr>
-                    <pic:cNvPr descr="../assets/ui_shots/postcard.png" id="42" name="Picture"/>
+                    <pic:cNvPr descr="../assets/ui_shots/postcard.png" id="43" name="Picture"/>
                     <pic:cNvPicPr>
                       <a:picLocks noChangeArrowheads="1" noChangeAspect="1"/>
                     </pic:cNvPicPr>
                   </pic:nvPicPr>
                   <pic:blipFill>
-                    <a:blip r:embed="rId40"/>
+                    <a:blip r:embed="rId41"/>
                     <a:stretch>
                       <a:fillRect/>
                     </a:stretch>
@@ -5487,18 +6211,18 @@
           <wp:inline>
             <wp:extent cx="1686560" cy="1054100"/>
             <wp:effectExtent b="0" l="0" r="0" t="0"/>
-            <wp:docPr descr="邀请同伴同游" title="" id="44" name="Picture"/>
+            <wp:docPr descr="邀请同伴同游" title="" id="45" name="Picture"/>
             <a:graphic>
               <a:graphicData uri="http://schemas.openxmlformats.org/drawingml/2006/picture">
                 <pic:pic>
                   <pic:nvPicPr>
-                    <pic:cNvPr descr="../assets/ui_shots/handoff_share.png" id="45" name="Picture"/>
+                    <pic:cNvPr descr="../assets/ui_shots/handoff_share.png" id="46" name="Picture"/>
                     <pic:cNvPicPr>
                       <a:picLocks noChangeArrowheads="1" noChangeAspect="1"/>
                     </pic:cNvPicPr>
                   </pic:nvPicPr>
                   <pic:blipFill>
-                    <a:blip r:embed="rId43"/>
+                    <a:blip r:embed="rId44"/>
                     <a:stretch>
                       <a:fillRect/>
                     </a:stretch>
@@ -5532,18 +6256,18 @@
           <wp:inline>
             <wp:extent cx="1686560" cy="1054100"/>
             <wp:effectExtent b="0" l="0" r="0" t="0"/>
-            <wp:docPr descr="立屏带上手机" title="" id="47" name="Picture"/>
+            <wp:docPr descr="立屏带上手机" title="" id="48" name="Picture"/>
             <a:graphic>
               <a:graphicData uri="http://schemas.openxmlformats.org/drawingml/2006/picture">
                 <pic:pic>
                   <pic:nvPicPr>
-                    <pic:cNvPr descr="../assets/ui_shots/kiosk_takeaway.png" id="48" name="Picture"/>
+                    <pic:cNvPr descr="../assets/ui_shots/kiosk_takeaway.png" id="49" name="Picture"/>
                     <pic:cNvPicPr>
                       <a:picLocks noChangeArrowheads="1" noChangeAspect="1"/>
                     </pic:cNvPicPr>
                   </pic:nvPicPr>
                   <pic:blipFill>
-                    <a:blip r:embed="rId46"/>
+                    <a:blip r:embed="rId47"/>
                     <a:stretch>
                       <a:fillRect/>
                     </a:stretch>
@@ -5570,8 +6294,8 @@
         </w:drawing>
       </w:r>
     </w:p>
-    <w:bookmarkEnd w:id="49"/>
-    <w:bookmarkStart w:id="50" w:name="管理端"/>
+    <w:bookmarkEnd w:id="50"/>
+    <w:bookmarkStart w:id="51" w:name="管理端"/>
     <w:p>
       <w:pPr>
         <w:pStyle w:val="Heading3"/>
@@ -5694,9 +6418,9 @@
         </w:pict>
       </w:r>
     </w:p>
-    <w:bookmarkEnd w:id="50"/>
     <w:bookmarkEnd w:id="51"/>
-    <w:bookmarkStart w:id="52" w:name="常见问题与排查"/>
+    <w:bookmarkEnd w:id="52"/>
+    <w:bookmarkStart w:id="53" w:name="常见问题与排查"/>
     <w:p>
       <w:pPr>
         <w:pStyle w:val="Heading2"/>
@@ -5716,7 +6440,7 @@
         <w:pStyle w:val="Compact"/>
         <w:numPr>
           <w:ilvl w:val="0"/>
-          <w:numId w:val="1005"/>
+          <w:numId w:val="1006"/>
         </w:numPr>
       </w:pPr>
       <w:r>
@@ -5814,7 +6538,7 @@
         <w:pStyle w:val="Compact"/>
         <w:numPr>
           <w:ilvl w:val="0"/>
-          <w:numId w:val="1005"/>
+          <w:numId w:val="1006"/>
         </w:numPr>
       </w:pPr>
       <w:r>
@@ -5922,7 +6646,7 @@
         <w:pStyle w:val="Compact"/>
         <w:numPr>
           <w:ilvl w:val="0"/>
-          <w:numId w:val="1005"/>
+          <w:numId w:val="1006"/>
         </w:numPr>
       </w:pPr>
       <w:r>
@@ -5971,7 +6695,7 @@
         <w:pStyle w:val="Compact"/>
         <w:numPr>
           <w:ilvl w:val="0"/>
-          <w:numId w:val="1005"/>
+          <w:numId w:val="1006"/>
         </w:numPr>
       </w:pPr>
       <w:r>
@@ -6090,7 +6814,7 @@
         <w:pStyle w:val="Compact"/>
         <w:numPr>
           <w:ilvl w:val="0"/>
-          <w:numId w:val="1005"/>
+          <w:numId w:val="1006"/>
         </w:numPr>
       </w:pPr>
       <w:r>
@@ -6155,7 +6879,7 @@
         <w:pStyle w:val="Compact"/>
         <w:numPr>
           <w:ilvl w:val="0"/>
-          <w:numId w:val="1005"/>
+          <w:numId w:val="1006"/>
         </w:numPr>
       </w:pPr>
       <w:r>
@@ -6332,7 +7056,7 @@
         <w:pStyle w:val="Compact"/>
         <w:numPr>
           <w:ilvl w:val="0"/>
-          <w:numId w:val="1005"/>
+          <w:numId w:val="1006"/>
         </w:numPr>
       </w:pPr>
       <w:r>
@@ -6571,7 +7295,7 @@
         <w:pStyle w:val="Compact"/>
         <w:numPr>
           <w:ilvl w:val="0"/>
-          <w:numId w:val="1005"/>
+          <w:numId w:val="1006"/>
         </w:numPr>
       </w:pPr>
       <w:r>
@@ -6764,7 +7488,7 @@
         <w:pStyle w:val="Compact"/>
         <w:numPr>
           <w:ilvl w:val="0"/>
-          <w:numId w:val="1005"/>
+          <w:numId w:val="1006"/>
         </w:numPr>
       </w:pPr>
       <w:r>
@@ -6857,7 +7581,7 @@
         <w:pStyle w:val="Compact"/>
         <w:numPr>
           <w:ilvl w:val="0"/>
-          <w:numId w:val="1005"/>
+          <w:numId w:val="1006"/>
         </w:numPr>
       </w:pPr>
       <w:r>
@@ -7043,7 +7767,7 @@
         <w:pStyle w:val="Compact"/>
         <w:numPr>
           <w:ilvl w:val="0"/>
-          <w:numId w:val="1005"/>
+          <w:numId w:val="1006"/>
         </w:numPr>
       </w:pPr>
       <w:r>
@@ -7202,7 +7926,7 @@
         <w:pStyle w:val="Compact"/>
         <w:numPr>
           <w:ilvl w:val="0"/>
-          <w:numId w:val="1005"/>
+          <w:numId w:val="1006"/>
         </w:numPr>
       </w:pPr>
       <w:r>
@@ -7325,7 +8049,7 @@
         <w:pStyle w:val="Compact"/>
         <w:numPr>
           <w:ilvl w:val="0"/>
-          <w:numId w:val="1005"/>
+          <w:numId w:val="1006"/>
         </w:numPr>
       </w:pPr>
       <w:r>
@@ -7424,7 +8148,7 @@
         <w:pStyle w:val="Compact"/>
         <w:numPr>
           <w:ilvl w:val="0"/>
-          <w:numId w:val="1005"/>
+          <w:numId w:val="1006"/>
         </w:numPr>
       </w:pPr>
       <w:r>
@@ -7618,7 +8342,7 @@
         <w:pStyle w:val="Compact"/>
         <w:numPr>
           <w:ilvl w:val="0"/>
-          <w:numId w:val="1005"/>
+          <w:numId w:val="1006"/>
         </w:numPr>
       </w:pPr>
       <w:r>
@@ -7757,8 +8481,8 @@
         <w:t xml:space="preserve">dB，只看日志会漏静音。</w:t>
       </w:r>
     </w:p>
-    <w:bookmarkEnd w:id="52"/>
     <w:bookmarkEnd w:id="53"/>
+    <w:bookmarkEnd w:id="54"/>
     <w:sectPr>
       <w:pgSz w:h="16838" w:w="11906"/>
       <w:pgMar w:bottom="1440" w:footer="992" w:gutter="0" w:header="851" w:left="1797" w:right="1797" w:top="1440"/>
@@ -7990,6 +8714,9 @@
     <w:abstractNumId w:val="991"/>
   </w:num>
   <w:num w:numId="1005">
+    <w:abstractNumId w:val="991"/>
+  </w:num>
+  <w:num w:numId="1006">
     <w:abstractNumId w:val="991"/>
   </w:num>
 </w:numbering>
